--- a/2026-goal-plan-ukg-entry-sheet.docx
+++ b/2026-goal-plan-ukg-entry-sheet.docx
@@ -209,23 +209,7 @@
                 <w:sz w:val="20"/>
                 <w:szCs w:val="20"/>
               </w:rPr>
-              <w:t xml:space="preserve">Deliver the ARIA data hub, Phase 1 — design agreed, CIS contract defined, end-to-end slice running</w:t>
-            </w:r>
-          </w:p>
-          <w:p>
-            <w:pPr>
-              <w:spacing w:after="60"/>
-            </w:pPr>
-            <w:r>
-              <w:rPr>
-                <w:rFonts w:ascii="Calibri" w:cs="Calibri" w:eastAsia="Calibri" w:hAnsi="Calibri"/>
-                <w:i/>
-                <w:iCs/>
-                <w:color w:val="666666"/>
-                <w:sz w:val="18"/>
-                <w:szCs w:val="18"/>
-              </w:rPr>
-              <w:t xml:space="preserve">(if the Title box cuts it off: "Deliver ARIA data hub Phase 1 — design, CIS contract, end-to-end slice")</w:t>
+              <w:t xml:space="preserve">Deliver ARIA data hub — Phase 1</w:t>
             </w:r>
           </w:p>
         </w:tc>
@@ -314,7 +298,7 @@
                 <w:sz w:val="20"/>
                 <w:szCs w:val="20"/>
               </w:rPr>
-              <w:t xml:space="preserve">Define the CIS ingress/egress contract with the CIS team: event schema for the NLP output, how charts are referenced, delivery mechanism (Kafka or the agreed alternative), and the recommendation/feedback message back to CIS.</w:t>
+              <w:t xml:space="preserve">Agree the CIS handoff with the CIS owner: what CIS produces today and how it is delivered (CIS owns producing it; the data hub owns consuming it), plus the determination/feedback message back to CIS. Build the data-hub reader for that format; use the sample-event generator until a real feed exists.</w:t>
             </w:r>
           </w:p>
           <w:p>
@@ -788,23 +772,7 @@
                 <w:sz w:val="20"/>
                 <w:szCs w:val="20"/>
               </w:rPr>
-              <w:t xml:space="preserve">Establish the Common Clinical Data Model (CCDM) v1.0 as the shared schema across ARIA</w:t>
-            </w:r>
-          </w:p>
-          <w:p>
-            <w:pPr>
-              <w:spacing w:after="60"/>
-            </w:pPr>
-            <w:r>
-              <w:rPr>
-                <w:rFonts w:ascii="Calibri" w:cs="Calibri" w:eastAsia="Calibri" w:hAnsi="Calibri"/>
-                <w:i/>
-                <w:iCs/>
-                <w:color w:val="666666"/>
-                <w:sz w:val="18"/>
-                <w:szCs w:val="18"/>
-              </w:rPr>
-              <w:t xml:space="preserve">(if the Title box cuts it off: "Establish CCDM v1.0 as ARIA's shared schema")</w:t>
+              <w:t xml:space="preserve">Establish CCDM v1.0 as ARIA's data model</w:t>
             </w:r>
           </w:p>
         </w:tc>
@@ -1349,23 +1317,7 @@
                 <w:sz w:val="20"/>
                 <w:szCs w:val="20"/>
               </w:rPr>
-              <w:t xml:space="preserve">Make the ARIA pipeline production-grade — source control, CI/CD and data governance</w:t>
-            </w:r>
-          </w:p>
-          <w:p>
-            <w:pPr>
-              <w:spacing w:after="60"/>
-            </w:pPr>
-            <w:r>
-              <w:rPr>
-                <w:rFonts w:ascii="Calibri" w:cs="Calibri" w:eastAsia="Calibri" w:hAnsi="Calibri"/>
-                <w:i/>
-                <w:iCs/>
-                <w:color w:val="666666"/>
-                <w:sz w:val="18"/>
-                <w:szCs w:val="18"/>
-              </w:rPr>
-              <w:t xml:space="preserve">(if the Title box cuts it off: "Make the ARIA pipeline production-grade — CI/CD and governance")</w:t>
+              <w:t xml:space="preserve">Make ARIA pipeline production-grade</w:t>
             </w:r>
           </w:p>
         </w:tc>
@@ -1928,23 +1880,7 @@
                 <w:sz w:val="20"/>
                 <w:szCs w:val="20"/>
               </w:rPr>
-              <w:t xml:space="preserve">Build healthcare risk-adjustment domain knowledge and Databricks platform depth</w:t>
-            </w:r>
-          </w:p>
-          <w:p>
-            <w:pPr>
-              <w:spacing w:after="60"/>
-            </w:pPr>
-            <w:r>
-              <w:rPr>
-                <w:rFonts w:ascii="Calibri" w:cs="Calibri" w:eastAsia="Calibri" w:hAnsi="Calibri"/>
-                <w:i/>
-                <w:iCs/>
-                <w:color w:val="666666"/>
-                <w:sz w:val="18"/>
-                <w:szCs w:val="18"/>
-              </w:rPr>
-              <w:t xml:space="preserve">(if the Title box cuts it off: "Build risk-adjustment domain and Databricks platform depth")</w:t>
+              <w:t xml:space="preserve">Build risk-adjustment and Databricks skills</w:t>
             </w:r>
           </w:p>
         </w:tc>

--- a/2026-goal-plan-ukg-entry-sheet.docx
+++ b/2026-goal-plan-ukg-entry-sheet.docx
@@ -843,7 +843,7 @@
                 <w:sz w:val="20"/>
                 <w:szCs w:val="20"/>
               </w:rPr>
-              <w:t xml:space="preserve">Finalize the model with Reva: vocabulary, source_map and code_reference as Delta reference tables seeded from CMS data, plus encounter, provider, condition_mention and evidence_span.</w:t>
+              <w:t xml:space="preserve">Finalize the model with Reva: vocabulary, source_map and code_reference as governed reference tables seeded from CMS data, plus encounter, provider, condition_mention and evidence_span.</w:t>
             </w:r>
           </w:p>
           <w:p>
@@ -912,7 +912,7 @@
                 <w:sz w:val="20"/>
                 <w:szCs w:val="20"/>
               </w:rPr>
-              <w:t xml:space="preserve">Reference tables (vocabulary, source_map, code_reference) live as Delta tables and silver joining to them (hcc populated from code_reference) by 11/30/2026.</w:t>
+              <w:t xml:space="preserve">Reference tables (vocabulary, source_map, code_reference) live and silver joining to them (hcc populated from code_reference) by 11/30/2026.</w:t>
             </w:r>
           </w:p>
           <w:p>
@@ -1370,61 +1370,79 @@
                 <w:sz w:val="20"/>
                 <w:szCs w:val="20"/>
               </w:rPr>
-              <w:t xml:space="preserve">Move the ARIA Databricks Asset Bundle from a personal dev deployment to the team's standard engineering path, and align where ARIA's data lives with the platform owners.</w:t>
-            </w:r>
-          </w:p>
-          <w:p>
-            <w:pPr>
-              <w:pStyle w:val="ListParagraph"/>
-              <w:numPr>
-                <w:ilvl w:val="0"/>
-                <w:numId w:val="2"/>
-              </w:numPr>
-              <w:spacing w:after="30"/>
-            </w:pPr>
-            <w:r>
-              <w:rPr>
-                <w:rFonts w:ascii="Calibri" w:cs="Calibri" w:eastAsia="Calibri" w:hAnsi="Calibri"/>
-                <w:sz w:val="20"/>
-                <w:szCs w:val="20"/>
-              </w:rPr>
-              <w:t xml:space="preserve">Repo in Bitbucket with the dev → mvp → prod branch model; Jenkins pipeline running databricks bundle validate/deploy on merge, following the Confluence CI/CD standard.</w:t>
-            </w:r>
-          </w:p>
-          <w:p>
-            <w:pPr>
-              <w:pStyle w:val="ListParagraph"/>
-              <w:numPr>
-                <w:ilvl w:val="0"/>
-                <w:numId w:val="2"/>
-              </w:numPr>
-              <w:spacing w:after="30"/>
-            </w:pPr>
-            <w:r>
-              <w:rPr>
-                <w:rFonts w:ascii="Calibri" w:cs="Calibri" w:eastAsia="Calibri" w:hAnsi="Calibri"/>
-                <w:sz w:val="20"/>
-                <w:szCs w:val="20"/>
-              </w:rPr>
-              <w:t xml:space="preserve">Unity Catalog catalog and schemas for ARIA with PHI-appropriate access; pytest suite running in CI; README and runbook.</w:t>
-            </w:r>
-          </w:p>
-          <w:p>
-            <w:pPr>
-              <w:pStyle w:val="ListParagraph"/>
-              <w:numPr>
-                <w:ilvl w:val="0"/>
-                <w:numId w:val="2"/>
-              </w:numPr>
-              <w:spacing w:after="30"/>
-            </w:pPr>
-            <w:r>
-              <w:rPr>
-                <w:rFonts w:ascii="Calibri" w:cs="Calibri" w:eastAsia="Calibri" w:hAnsi="Calibri"/>
-                <w:sz w:val="20"/>
-                <w:szCs w:val="20"/>
-              </w:rPr>
-              <w:t xml:space="preserve">Platform alignment: confirm with Surya, Nikhil and Yesh whether ARIA layers co-locate in the existing lakehouse and reuse its Kafka/JSON ingestion pattern.</w:t>
+              <w:t xml:space="preserve">Move the ARIA pipeline from a personal dev deployment to the team's standard engineering path, on whichever platform is chosen (Databricks today; AWS/GCP if the decision changes).</w:t>
+            </w:r>
+          </w:p>
+          <w:p>
+            <w:pPr>
+              <w:pStyle w:val="ListParagraph"/>
+              <w:numPr>
+                <w:ilvl w:val="0"/>
+                <w:numId w:val="2"/>
+              </w:numPr>
+              <w:spacing w:after="30"/>
+            </w:pPr>
+            <w:r>
+              <w:rPr>
+                <w:rFonts w:ascii="Calibri" w:cs="Calibri" w:eastAsia="Calibri" w:hAnsi="Calibri"/>
+                <w:sz w:val="20"/>
+                <w:szCs w:val="20"/>
+              </w:rPr>
+              <w:t xml:space="preserve">Source control: repo in Bitbucket with the dev → mvp → prod branch model, README and runbook.</w:t>
+            </w:r>
+          </w:p>
+          <w:p>
+            <w:pPr>
+              <w:pStyle w:val="ListParagraph"/>
+              <w:numPr>
+                <w:ilvl w:val="0"/>
+                <w:numId w:val="2"/>
+              </w:numPr>
+              <w:spacing w:after="30"/>
+            </w:pPr>
+            <w:r>
+              <w:rPr>
+                <w:rFonts w:ascii="Calibri" w:cs="Calibri" w:eastAsia="Calibri" w:hAnsi="Calibri"/>
+                <w:sz w:val="20"/>
+                <w:szCs w:val="20"/>
+              </w:rPr>
+              <w:t xml:space="preserve">CI/CD: Jenkins runs the test suite on every merge and deploys to the dev environment of the chosen platform (Databricks Asset Bundle today; equivalent packaging if ARIA moves), following the Confluence CI/CD standard.</w:t>
+            </w:r>
+          </w:p>
+          <w:p>
+            <w:pPr>
+              <w:pStyle w:val="ListParagraph"/>
+              <w:numPr>
+                <w:ilvl w:val="0"/>
+                <w:numId w:val="2"/>
+              </w:numPr>
+              <w:spacing w:after="30"/>
+            </w:pPr>
+            <w:r>
+              <w:rPr>
+                <w:rFonts w:ascii="Calibri" w:cs="Calibri" w:eastAsia="Calibri" w:hAnsi="Calibri"/>
+                <w:sz w:val="20"/>
+                <w:szCs w:val="20"/>
+              </w:rPr>
+              <w:t xml:space="preserve">Governance: ARIA data in a team-owned, access-controlled location (Unity Catalog today) with PHI-appropriate permissions documented; nothing left in personal schemas.</w:t>
+            </w:r>
+          </w:p>
+          <w:p>
+            <w:pPr>
+              <w:pStyle w:val="ListParagraph"/>
+              <w:numPr>
+                <w:ilvl w:val="0"/>
+                <w:numId w:val="2"/>
+              </w:numPr>
+              <w:spacing w:after="30"/>
+            </w:pPr>
+            <w:r>
+              <w:rPr>
+                <w:rFonts w:ascii="Calibri" w:cs="Calibri" w:eastAsia="Calibri" w:hAnsi="Calibri"/>
+                <w:sz w:val="20"/>
+                <w:szCs w:val="20"/>
+              </w:rPr>
+              <w:t xml:space="preserve">Platform alignment: work with Surya, Nikhil and Yesh to record the platform and lakehouse-location decision for ARIA, including whether it reuses the existing lakehouse ingestion pattern.</w:t>
             </w:r>
           </w:p>
           <w:p>
@@ -1475,43 +1493,43 @@
                 <w:sz w:val="20"/>
                 <w:szCs w:val="20"/>
               </w:rPr>
-              <w:t xml:space="preserve">A merge to dev deploys to the dev workspace through Jenkins; tests run on every merge — by 12/31/2026.</w:t>
-            </w:r>
-          </w:p>
-          <w:p>
-            <w:pPr>
-              <w:pStyle w:val="ListParagraph"/>
-              <w:numPr>
-                <w:ilvl w:val="0"/>
-                <w:numId w:val="2"/>
-              </w:numPr>
-              <w:spacing w:after="30"/>
-            </w:pPr>
-            <w:r>
-              <w:rPr>
-                <w:rFonts w:ascii="Calibri" w:cs="Calibri" w:eastAsia="Calibri" w:hAnsi="Calibri"/>
-                <w:sz w:val="20"/>
-                <w:szCs w:val="20"/>
-              </w:rPr>
-              <w:t xml:space="preserve">UC catalog/schema permissions documented; no PHI in personal schemas.</w:t>
-            </w:r>
-          </w:p>
-          <w:p>
-            <w:pPr>
-              <w:pStyle w:val="ListParagraph"/>
-              <w:numPr>
-                <w:ilvl w:val="0"/>
-                <w:numId w:val="2"/>
-              </w:numPr>
-              <w:spacing w:after="30"/>
-            </w:pPr>
-            <w:r>
-              <w:rPr>
-                <w:rFonts w:ascii="Calibri" w:cs="Calibri" w:eastAsia="Calibri" w:hAnsi="Calibri"/>
-                <w:sz w:val="20"/>
-                <w:szCs w:val="20"/>
-              </w:rPr>
-              <w:t xml:space="preserve">Platform and lakehouse-location decision recorded with Surya by 12/31/2026.</w:t>
+              <w:t xml:space="preserve">A merge to dev runs the tests and deploys to the dev environment through Jenkins by 12/31/2026.</w:t>
+            </w:r>
+          </w:p>
+          <w:p>
+            <w:pPr>
+              <w:pStyle w:val="ListParagraph"/>
+              <w:numPr>
+                <w:ilvl w:val="0"/>
+                <w:numId w:val="2"/>
+              </w:numPr>
+              <w:spacing w:after="30"/>
+            </w:pPr>
+            <w:r>
+              <w:rPr>
+                <w:rFonts w:ascii="Calibri" w:cs="Calibri" w:eastAsia="Calibri" w:hAnsi="Calibri"/>
+                <w:sz w:val="20"/>
+                <w:szCs w:val="20"/>
+              </w:rPr>
+              <w:t xml:space="preserve">Data location and permissions documented; no PHI in personal schemas — by 12/31/2026.</w:t>
+            </w:r>
+          </w:p>
+          <w:p>
+            <w:pPr>
+              <w:pStyle w:val="ListParagraph"/>
+              <w:numPr>
+                <w:ilvl w:val="0"/>
+                <w:numId w:val="2"/>
+              </w:numPr>
+              <w:spacing w:after="30"/>
+            </w:pPr>
+            <w:r>
+              <w:rPr>
+                <w:rFonts w:ascii="Calibri" w:cs="Calibri" w:eastAsia="Calibri" w:hAnsi="Calibri"/>
+                <w:sz w:val="20"/>
+                <w:szCs w:val="20"/>
+              </w:rPr>
+              <w:t xml:space="preserve">Platform and lakehouse-location decision recorded with Surya by 12/31/2026. If ARIA moves off Databricks, the repo, tests and CI practice carry over and only the deploy target changes.</w:t>
             </w:r>
           </w:p>
           <w:p>

--- a/2026-goal-plan-ukg-entry-sheet.docx
+++ b/2026-goal-plan-ukg-entry-sheet.docx
@@ -1475,25 +1475,25 @@
                 <w:sz w:val="20"/>
                 <w:szCs w:val="20"/>
               </w:rPr>
-              <w:t xml:space="preserve">ARIA repo in Bitbucket with branch model and Jenkinsfile by 11/30/2026.</w:t>
-            </w:r>
-          </w:p>
-          <w:p>
-            <w:pPr>
-              <w:pStyle w:val="ListParagraph"/>
-              <w:numPr>
-                <w:ilvl w:val="0"/>
-                <w:numId w:val="2"/>
-              </w:numPr>
-              <w:spacing w:after="30"/>
-            </w:pPr>
-            <w:r>
-              <w:rPr>
-                <w:rFonts w:ascii="Calibri" w:cs="Calibri" w:eastAsia="Calibri" w:hAnsi="Calibri"/>
-                <w:sz w:val="20"/>
-                <w:szCs w:val="20"/>
-              </w:rPr>
-              <w:t xml:space="preserve">A merge to dev runs the tests and deploys to the dev environment through Jenkins by 12/31/2026.</w:t>
+              <w:t xml:space="preserve">ARIA repo in Bitbucket with branch model and Jenkinsfile within 4 weeks of Bitbucket access (target 11/30/2026).</w:t>
+            </w:r>
+          </w:p>
+          <w:p>
+            <w:pPr>
+              <w:pStyle w:val="ListParagraph"/>
+              <w:numPr>
+                <w:ilvl w:val="0"/>
+                <w:numId w:val="2"/>
+              </w:numPr>
+              <w:spacing w:after="30"/>
+            </w:pPr>
+            <w:r>
+              <w:rPr>
+                <w:rFonts w:ascii="Calibri" w:cs="Calibri" w:eastAsia="Calibri" w:hAnsi="Calibri"/>
+                <w:sz w:val="20"/>
+                <w:szCs w:val="20"/>
+              </w:rPr>
+              <w:t xml:space="preserve">Jenkins job running the test suite on every merge by 12/31/2026; automated deploy to the dev environment by 12/31/2026 if platform access is in place, otherwise carried into the 2027 plan.</w:t>
             </w:r>
           </w:p>
           <w:p>
